--- a/Templates/order_hw_reply.docx
+++ b/Templates/order_hw_reply.docx
@@ -633,34 +633,7 @@
           <w:szCs w:val="24"/>
           <w:lang w:val="en-US"/>
         </w:rPr>
-        <w:t xml:space="preserve">For consideration before this Office is Respondent’s case </w:t>
-      </w:r>
-      <w:r>
-        <w:rPr>
-          <w:rFonts w:ascii="Bookman Old Style" w:hAnsi="Bookman Old Style" w:cs="Arial"/>
-          <w:sz w:val="24"/>
-          <w:szCs w:val="24"/>
-          <w:lang w:val="en-US"/>
-        </w:rPr>
-        <w:t xml:space="preserve">for </w:t>
-      </w:r>
-      <w:r>
-        <w:rPr>
-          <w:rFonts w:ascii="Bookman Old Style" w:hAnsi="Bookman Old Style" w:cs="Arial"/>
-          <w:sz w:val="24"/>
-          <w:szCs w:val="24"/>
-          <w:lang w:val="en-US"/>
-        </w:rPr>
-        <w:t>its violation of RA 6969</w:t>
-      </w:r>
-      <w:r>
-        <w:rPr>
-          <w:rFonts w:ascii="Bookman Old Style" w:hAnsi="Bookman Old Style" w:cs="Arial"/>
-          <w:sz w:val="24"/>
-          <w:szCs w:val="24"/>
-          <w:lang w:val="en-US"/>
-        </w:rPr>
-        <w:t xml:space="preserve"> and its Implementing Rules and Regulations.</w:t>
+        <w:t>For consideration before this Office is Respondent’s case for its violation of RA 6969 and its Implementing Rules and Regulations.</w:t>
       </w:r>
     </w:p>
     <w:p>
@@ -704,7 +677,7 @@
           <w:szCs w:val="24"/>
           <w:lang w:val="en-US"/>
         </w:rPr>
-        <w:t>Respondent has been the subject of a Notice of Violation</w:t>
+        <w:t>Respondent has been the subject of a Notice of Violation (NOV) issued by this Office on</w:t>
       </w:r>
       <w:r>
         <w:rPr>
@@ -713,132 +686,87 @@
           <w:szCs w:val="24"/>
           <w:lang w:val="en-US"/>
         </w:rPr>
-        <w:t xml:space="preserve"> (NOV) issued by this Office on</w:t>
+        <w:t xml:space="preserve"> </w:t>
       </w:r>
       <w:r>
         <w:rPr>
           <w:rFonts w:ascii="Bookman Old Style" w:hAnsi="Bookman Old Style" w:cs="Arial"/>
           <w:sz w:val="24"/>
           <w:szCs w:val="24"/>
+        </w:rPr>
+        <w:t>{{</w:t>
+      </w:r>
+      <w:r>
+        <w:rPr>
+          <w:rFonts w:ascii="Bookman Old Style" w:hAnsi="Bookman Old Style" w:cs="Arial"/>
+          <w:sz w:val="24"/>
+          <w:szCs w:val="24"/>
+          <w:lang w:val="en-PH"/>
+        </w:rPr>
+        <w:t>date_of_notice_of_violation}}</w:t>
+      </w:r>
+      <w:r>
+        <w:rPr>
+          <w:rFonts w:ascii="Bookman Old Style" w:hAnsi="Bookman Old Style" w:cs="Arial"/>
+          <w:sz w:val="24"/>
+          <w:szCs w:val="24"/>
           <w:lang w:val="en-US"/>
         </w:rPr>
-        <w:t xml:space="preserve"> </w:t>
+        <w:t xml:space="preserve">. As stated in the Notice, during the time of inspection conducted on </w:t>
       </w:r>
       <w:r>
         <w:rPr>
           <w:rFonts w:ascii="Bookman Old Style" w:hAnsi="Bookman Old Style" w:cs="Arial"/>
-          <w:b/>
-          <w:bCs/>
-          <w:sz w:val="24"/>
-          <w:szCs w:val="24"/>
-        </w:rPr>
-        <w:t>{{</w:t>
+          <w:sz w:val="24"/>
+          <w:szCs w:val="24"/>
+          <w:lang w:val="en-US"/>
+        </w:rPr>
+        <w:t>{{date_of_inspection}}</w:t>
       </w:r>
       <w:r>
         <w:rPr>
           <w:rFonts w:ascii="Bookman Old Style" w:hAnsi="Bookman Old Style" w:cs="Arial"/>
           <w:sz w:val="24"/>
           <w:szCs w:val="24"/>
-          <w:lang w:val="en-PH"/>
-        </w:rPr>
-        <w:t>date_of_notice_of_violation</w:t>
+          <w:lang w:val="en-US"/>
+        </w:rPr>
+        <w:t xml:space="preserve">, </w:t>
       </w:r>
       <w:r>
         <w:rPr>
           <w:rFonts w:ascii="Bookman Old Style" w:hAnsi="Bookman Old Style" w:cs="Arial"/>
-          <w:b/>
-          <w:bCs/>
-          <w:sz w:val="24"/>
-          <w:szCs w:val="24"/>
-          <w:lang w:val="en-PH"/>
-        </w:rPr>
-        <w:t>}}</w:t>
+          <w:sz w:val="24"/>
+          <w:szCs w:val="24"/>
+          <w:lang w:val="en-US"/>
+        </w:rPr>
+        <w:t xml:space="preserve">Respondent </w:t>
       </w:r>
       <w:r>
         <w:rPr>
           <w:rFonts w:ascii="Bookman Old Style" w:hAnsi="Bookman Old Style" w:cs="Arial"/>
-          <w:sz w:val="24"/>
-          <w:szCs w:val="24"/>
-          <w:lang w:val="en-US"/>
-        </w:rPr>
-        <w:t xml:space="preserve">. As stated in the Notice, during the time of inspection conducted on </w:t>
+          <w:iCs/>
+          <w:sz w:val="24"/>
+          <w:szCs w:val="24"/>
+        </w:rPr>
+        <w:t>{% for v in</w:t>
       </w:r>
       <w:r>
         <w:rPr>
           <w:rFonts w:ascii="Bookman Old Style" w:hAnsi="Bookman Old Style" w:cs="Arial"/>
-          <w:sz w:val="24"/>
-          <w:szCs w:val="24"/>
-          <w:lang w:val="en-US"/>
-        </w:rPr>
-        <w:t>{{date_of_inspection}}</w:t>
+          <w:iCs/>
+          <w:sz w:val="24"/>
+          <w:szCs w:val="24"/>
+        </w:rPr>
+        <w:t xml:space="preserve"> findings</w:t>
       </w:r>
       <w:r>
         <w:rPr>
           <w:rFonts w:ascii="Bookman Old Style" w:hAnsi="Bookman Old Style" w:cs="Arial"/>
-          <w:sz w:val="24"/>
-          <w:szCs w:val="24"/>
-          <w:lang w:val="en-US"/>
-        </w:rPr>
-        <w:t xml:space="preserve">, </w:t>
-      </w:r>
-      <w:r>
-        <w:rPr>
-          <w:rFonts w:ascii="Bookman Old Style" w:hAnsi="Bookman Old Style" w:cs="Arial"/>
-          <w:sz w:val="24"/>
-          <w:szCs w:val="24"/>
-          <w:lang w:val="en-US"/>
-        </w:rPr>
-        <w:t xml:space="preserve">Respondent </w:t>
-      </w:r>
-      <w:r>
-        <w:rPr>
-          <w:rFonts w:ascii="Bookman Old Style" w:hAnsi="Bookman Old Style" w:cs="Arial"/>
-          <w:bCs/>
           <w:iCs/>
           <w:sz w:val="24"/>
           <w:szCs w:val="24"/>
         </w:rPr>
-        <w:t>{% for v in</w:t>
-      </w:r>
-      <w:r>
-        <w:rPr>
-          <w:rFonts w:ascii="Bookman Old Style" w:hAnsi="Bookman Old Style" w:cs="Arial"/>
-          <w:bCs/>
-          <w:iCs/>
-          <w:sz w:val="24"/>
-          <w:szCs w:val="24"/>
-        </w:rPr>
-        <w:t xml:space="preserve"> findings</w:t>
-      </w:r>
-      <w:r>
-        <w:rPr>
-          <w:rFonts w:ascii="Bookman Old Style" w:hAnsi="Bookman Old Style" w:cs="Arial"/>
-          <w:bCs/>
-          <w:iCs/>
-          <w:sz w:val="24"/>
-          <w:szCs w:val="24"/>
-        </w:rPr>
-        <w:t xml:space="preserve"> %}</w:t>
-      </w:r>
-      <w:r>
-        <w:rPr>
-          <w:rFonts w:ascii="Bookman Old Style" w:hAnsi="Bookman Old Style" w:cs="Arial"/>
-          <w:bCs/>
-          <w:iCs/>
-          <w:sz w:val="24"/>
-          <w:szCs w:val="24"/>
-        </w:rPr>
-        <w:t xml:space="preserve"> </w:t>
-      </w:r>
-      <w:r>
-        <w:rPr>
-          <w:rFonts w:ascii="Bookman Old Style" w:hAnsi="Bookman Old Style" w:cs="Arial"/>
-          <w:bCs/>
-          <w:iCs/>
-          <w:sz w:val="24"/>
-          <w:szCs w:val="24"/>
-        </w:rPr>
-        <w:t>{{ v }} {% endfor %}</w:t>
+        <w:t xml:space="preserve"> %} {{ v }} {% endfor %}</w:t>
       </w:r>
     </w:p>
     <w:p>
@@ -912,8 +840,6 @@
       <w:r>
         <w:rPr>
           <w:rFonts w:ascii="Bookman Old Style" w:hAnsi="Bookman Old Style" w:cs="Arial"/>
-          <w:b/>
-          <w:bCs/>
           <w:sz w:val="24"/>
           <w:szCs w:val="24"/>
         </w:rPr>
